--- a/dist/gstack-tutorial-2_ZH.docx
+++ b/dist/gstack-tutorial-2_ZH.docx
@@ -4332,6 +4332,89 @@
     </w:p>
     <w:p>
       <w:pPr>
+        <w:spacing w:before="120" w:after="40"/>
+        <w:jc w:val="center"/>
+      </w:pPr>
+      <w:r>
+        <w:drawing>
+          <wp:inline xmlns:a="http://schemas.openxmlformats.org/drawingml/2006/main" xmlns:pic="http://schemas.openxmlformats.org/drawingml/2006/picture">
+            <wp:extent cx="5616000" cy="2824518"/>
+            <wp:docPr id="1" name="Picture 1"/>
+            <wp:cNvGraphicFramePr>
+              <a:graphicFrameLocks noChangeAspect="1"/>
+            </wp:cNvGraphicFramePr>
+            <a:graphic>
+              <a:graphicData uri="http://schemas.openxmlformats.org/drawingml/2006/picture">
+                <pic:pic>
+                  <pic:nvPicPr>
+                    <pic:cNvPr id="0" name="two-key-authority.png"/>
+                    <pic:cNvPicPr/>
+                  </pic:nvPicPr>
+                  <pic:blipFill>
+                    <a:blip r:embed="rId9"/>
+                    <a:stretch>
+                      <a:fillRect/>
+                    </a:stretch>
+                  </pic:blipFill>
+                  <pic:spPr>
+                    <a:xfrm>
+                      <a:off x="0" y="0"/>
+                      <a:ext cx="5616000" cy="2824518"/>
+                    </a:xfrm>
+                    <a:prstGeom prst="rect"/>
+                  </pic:spPr>
+                </pic:pic>
+              </a:graphicData>
+            </a:graphic>
+          </wp:inline>
+        </w:drawing>
+      </w:r>
+    </w:p>
+    <w:p>
+      <w:pPr>
+        <w:spacing w:after="120" w:line="288" w:lineRule="auto"/>
+      </w:pPr>
+      <w:r>
+        <w:rPr>
+          <w:rFonts w:ascii="Calibri" w:hAnsi="Calibri" w:eastAsia="微软雅黑"/>
+          <w:b w:val="0"/>
+          <w:sz w:val="21"/>
+        </w:rPr>
+        <w:t>图 0-1 —— 双钥匙权限模型一图流。带 RACI 列与三条否决权的完整文字版：</w:t>
+      </w:r>
+    </w:p>
+    <w:p>
+      <w:pPr>
+        <w:spacing w:after="120" w:line="288" w:lineRule="auto"/>
+      </w:pPr>
+      <w:r>
+        <w:rPr>
+          <w:rFonts w:ascii="Calibri" w:hAnsi="Calibri" w:eastAsia="微软雅黑"/>
+          <w:b w:val="0"/>
+          <w:sz w:val="21"/>
+        </w:rPr>
+        <w:t>[</w:t>
+      </w:r>
+      <w:r>
+        <w:rPr>
+          <w:rFonts w:ascii="Consolas" w:hAnsi="Consolas" w:eastAsia="Consolas"/>
+          <w:b w:val="0"/>
+          <w:color w:val="A31D1D"/>
+          <w:sz w:val="20"/>
+        </w:rPr>
+        <w:t>docs/expertise_division.zh.md</w:t>
+      </w:r>
+      <w:r>
+        <w:rPr>
+          <w:rFonts w:ascii="Calibri" w:hAnsi="Calibri" w:eastAsia="微软雅黑"/>
+          <w:b w:val="0"/>
+          <w:sz w:val="21"/>
+        </w:rPr>
+        <w:t>](docs/expertise_division.zh.md)。</w:t>
+      </w:r>
+    </w:p>
+    <w:p>
+      <w:pPr>
         <w:keepNext/>
         <w:spacing w:before="280" w:after="100"/>
       </w:pPr>
@@ -15811,6 +15894,2218 @@
         </w:rPr>
         <w:t>智能体点名了一个最可能出错的假设。</w:t>
       </w:r>
+    </w:p>
+    <w:p>
+      <w:pPr>
+        <w:pStyle w:val="ListBullet"/>
+        <w:spacing w:after="40"/>
+      </w:pPr>
+      <w:r>
+        <w:rPr>
+          <w:rFonts w:ascii="Calibri" w:hAnsi="Calibri" w:eastAsia="微软雅黑"/>
+          <w:b w:val="0"/>
+          <w:color w:val="006EA6"/>
+          <w:sz w:val="21"/>
+        </w:rPr>
+        <w:t xml:space="preserve">☐ </w:t>
+      </w:r>
+      <w:r>
+        <w:rPr>
+          <w:rFonts w:ascii="Calibri" w:hAnsi="Calibri" w:eastAsia="微软雅黑"/>
+          <w:b w:val="0"/>
+          <w:sz w:val="21"/>
+        </w:rPr>
+        <w:t>对每一次派发，你都能说出用到了哪个 AI 层级（见 9.7）**以及是哪个引擎</w:t>
+      </w:r>
+    </w:p>
+    <w:p>
+      <w:pPr>
+        <w:spacing w:after="120" w:line="288" w:lineRule="auto"/>
+      </w:pPr>
+      <w:r>
+        <w:rPr>
+          <w:rFonts w:ascii="Calibri" w:hAnsi="Calibri" w:eastAsia="微软雅黑"/>
+          <w:b w:val="0"/>
+          <w:sz w:val="21"/>
+        </w:rPr>
+        <w:t>验证了结果** —— 不是哪个聊天机器人，是哪个引擎。</w:t>
+      </w:r>
+    </w:p>
+    <w:p>
+      <w:pPr>
+        <w:spacing w:before="40" w:after="40"/>
+        <w:pBdr>
+          <w:bottom w:val="single" w:sz="6" w:color="C7D0D9"/>
+        </w:pBdr>
+      </w:pPr>
+    </w:p>
+    <w:p>
+      <w:pPr>
+        <w:keepNext/>
+        <w:spacing w:before="280" w:after="100"/>
+      </w:pPr>
+      <w:r>
+        <w:rPr>
+          <w:rFonts w:ascii="Calibri" w:hAnsi="Calibri" w:eastAsia="微软雅黑"/>
+          <w:b/>
+          <w:color w:val="061F32"/>
+          <w:sz w:val="32"/>
+        </w:rPr>
+        <w:t>9.5 模拟智能体执行的工作流</w:t>
+      </w:r>
+    </w:p>
+    <w:p>
+      <w:pPr>
+        <w:spacing w:after="120" w:line="288" w:lineRule="auto"/>
+      </w:pPr>
+      <w:r>
+        <w:rPr>
+          <w:rFonts w:ascii="Calibri" w:hAnsi="Calibri" w:eastAsia="微软雅黑"/>
+          <w:b w:val="0"/>
+          <w:sz w:val="21"/>
+        </w:rPr>
+        <w:t>第 5 部分教的是数字主线：RTL → GDS 走四道门。让模拟智能体设计一个低噪声 CMOS</w:t>
+      </w:r>
+    </w:p>
+    <w:p>
+      <w:pPr>
+        <w:spacing w:after="120" w:line="288" w:lineRule="auto"/>
+      </w:pPr>
+      <w:r>
+        <w:rPr>
+          <w:rFonts w:ascii="Calibri" w:hAnsi="Calibri" w:eastAsia="微软雅黑"/>
+          <w:b w:val="0"/>
+          <w:sz w:val="21"/>
+        </w:rPr>
+        <w:t>传感器放大器，它</w:t>
+      </w:r>
+      <w:r>
+        <w:rPr>
+          <w:rFonts w:ascii="Calibri" w:hAnsi="Calibri" w:eastAsia="微软雅黑"/>
+          <w:b/>
+          <w:sz w:val="21"/>
+        </w:rPr>
+        <w:t>不会</w:t>
+      </w:r>
+      <w:r>
+        <w:rPr>
+          <w:rFonts w:ascii="Calibri" w:hAnsi="Calibri" w:eastAsia="微软雅黑"/>
+          <w:b w:val="0"/>
+          <w:sz w:val="21"/>
+        </w:rPr>
+        <w:t>先画电路图。它从传感器和产品指标开始，按顺序走完</w:t>
+      </w:r>
+    </w:p>
+    <w:p>
+      <w:pPr>
+        <w:spacing w:after="120" w:line="288" w:lineRule="auto"/>
+      </w:pPr>
+      <w:r>
+        <w:rPr>
+          <w:rFonts w:ascii="Calibri" w:hAnsi="Calibri" w:eastAsia="微软雅黑"/>
+          <w:b w:val="0"/>
+          <w:sz w:val="21"/>
+        </w:rPr>
+        <w:t>大致二十个阶段：</w:t>
+      </w:r>
+    </w:p>
+    <w:tbl>
+      <w:tblPr>
+        <w:tblStyle w:val="TableGrid"/>
+        <w:tblW w:type="auto" w:w="0"/>
+        <w:jc w:val="center"/>
+        <w:tblLook w:firstColumn="1" w:firstRow="1" w:lastColumn="0" w:lastRow="0" w:noHBand="0" w:noVBand="1" w:val="04A0"/>
+      </w:tblPr>
+      <w:tblGrid>
+        <w:gridCol w:w="3211"/>
+        <w:gridCol w:w="3211"/>
+        <w:gridCol w:w="3211"/>
+      </w:tblGrid>
+      <w:tr>
+        <w:tc>
+          <w:tcPr>
+            <w:tcW w:type="dxa" w:w="3211"/>
+            <w:shd w:val="clear" w:fill="061F32"/>
+          </w:tcPr>
+          <w:p>
+            <w:pPr>
+              <w:spacing w:after="20"/>
+            </w:pPr>
+            <w:r/>
+            <w:r>
+              <w:rPr>
+                <w:rFonts w:ascii="Calibri" w:hAnsi="Calibri" w:eastAsia="微软雅黑"/>
+                <w:b/>
+                <w:color w:val="FFFFFF"/>
+                <w:sz w:val="19"/>
+              </w:rPr>
+              <w:t>#</w:t>
+            </w:r>
+          </w:p>
+        </w:tc>
+        <w:tc>
+          <w:tcPr>
+            <w:tcW w:type="dxa" w:w="3211"/>
+            <w:shd w:val="clear" w:fill="061F32"/>
+          </w:tcPr>
+          <w:p>
+            <w:pPr>
+              <w:spacing w:after="20"/>
+            </w:pPr>
+            <w:r/>
+            <w:r>
+              <w:rPr>
+                <w:rFonts w:ascii="Calibri" w:hAnsi="Calibri" w:eastAsia="微软雅黑"/>
+                <w:b/>
+                <w:color w:val="FFFFFF"/>
+                <w:sz w:val="19"/>
+              </w:rPr>
+              <w:t>阶段</w:t>
+            </w:r>
+          </w:p>
+        </w:tc>
+        <w:tc>
+          <w:tcPr>
+            <w:tcW w:type="dxa" w:w="3211"/>
+            <w:shd w:val="clear" w:fill="061F32"/>
+          </w:tcPr>
+          <w:p>
+            <w:pPr>
+              <w:spacing w:after="20"/>
+            </w:pPr>
+            <w:r/>
+            <w:r>
+              <w:rPr>
+                <w:rFonts w:ascii="Calibri" w:hAnsi="Calibri" w:eastAsia="微软雅黑"/>
+                <w:b/>
+                <w:color w:val="FFFFFF"/>
+                <w:sz w:val="19"/>
+              </w:rPr>
+              <w:t>产出喂给谁</w:t>
+            </w:r>
+          </w:p>
+        </w:tc>
+      </w:tr>
+      <w:tr>
+        <w:tc>
+          <w:tcPr>
+            <w:tcW w:type="dxa" w:w="3211"/>
+          </w:tcPr>
+          <w:p>
+            <w:pPr>
+              <w:spacing w:after="20"/>
+            </w:pPr>
+            <w:r/>
+            <w:r>
+              <w:rPr>
+                <w:rFonts w:ascii="Calibri" w:hAnsi="Calibri" w:eastAsia="微软雅黑"/>
+                <w:b w:val="0"/>
+                <w:sz w:val="18"/>
+              </w:rPr>
+              <w:t>1</w:t>
+            </w:r>
+          </w:p>
+        </w:tc>
+        <w:tc>
+          <w:tcPr>
+            <w:tcW w:type="dxa" w:w="3211"/>
+          </w:tcPr>
+          <w:p>
+            <w:pPr>
+              <w:spacing w:after="20"/>
+            </w:pPr>
+            <w:r/>
+            <w:r>
+              <w:rPr>
+                <w:rFonts w:ascii="Calibri" w:hAnsi="Calibri" w:eastAsia="微软雅黑"/>
+                <w:b w:val="0"/>
+                <w:sz w:val="18"/>
+              </w:rPr>
+              <w:t>传感器建模与产品指标定义</w:t>
+            </w:r>
+          </w:p>
+        </w:tc>
+        <w:tc>
+          <w:tcPr>
+            <w:tcW w:type="dxa" w:w="3211"/>
+          </w:tcPr>
+          <w:p>
+            <w:pPr>
+              <w:spacing w:after="20"/>
+            </w:pPr>
+            <w:r/>
+            <w:r>
+              <w:rPr>
+                <w:rFonts w:ascii="Calibri" w:hAnsi="Calibri" w:eastAsia="微软雅黑"/>
+                <w:b w:val="0"/>
+                <w:sz w:val="18"/>
+              </w:rPr>
+              <w:t>之后所有数字都要对着它判定的目标</w:t>
+            </w:r>
+          </w:p>
+        </w:tc>
+      </w:tr>
+      <w:tr>
+        <w:tc>
+          <w:tcPr>
+            <w:tcW w:type="dxa" w:w="3211"/>
+          </w:tcPr>
+          <w:p>
+            <w:pPr>
+              <w:spacing w:after="20"/>
+            </w:pPr>
+            <w:r/>
+            <w:r>
+              <w:rPr>
+                <w:rFonts w:ascii="Calibri" w:hAnsi="Calibri" w:eastAsia="微软雅黑"/>
+                <w:b w:val="0"/>
+                <w:sz w:val="18"/>
+              </w:rPr>
+              <w:t>2</w:t>
+            </w:r>
+          </w:p>
+        </w:tc>
+        <w:tc>
+          <w:tcPr>
+            <w:tcW w:type="dxa" w:w="3211"/>
+          </w:tcPr>
+          <w:p>
+            <w:pPr>
+              <w:spacing w:after="20"/>
+            </w:pPr>
+            <w:r/>
+            <w:r>
+              <w:rPr>
+                <w:rFonts w:ascii="Calibri" w:hAnsi="Calibri" w:eastAsia="微软雅黑"/>
+                <w:b w:val="0"/>
+                <w:sz w:val="18"/>
+              </w:rPr>
+              <w:t>信号 / 噪声 / 动态范围预算</w:t>
+            </w:r>
+          </w:p>
+        </w:tc>
+        <w:tc>
+          <w:tcPr>
+            <w:tcW w:type="dxa" w:w="3211"/>
+          </w:tcPr>
+          <w:p>
+            <w:pPr>
+              <w:spacing w:after="20"/>
+            </w:pPr>
+            <w:r/>
+            <w:r>
+              <w:rPr>
+                <w:rFonts w:ascii="Calibri" w:hAnsi="Calibri" w:eastAsia="微软雅黑"/>
+                <w:b w:val="0"/>
+                <w:sz w:val="18"/>
+              </w:rPr>
+              <w:t>逐模块分配 —— 指标变成算术</w:t>
+            </w:r>
+          </w:p>
+        </w:tc>
+      </w:tr>
+      <w:tr>
+        <w:tc>
+          <w:tcPr>
+            <w:tcW w:type="dxa" w:w="3211"/>
+          </w:tcPr>
+          <w:p>
+            <w:pPr>
+              <w:spacing w:after="20"/>
+            </w:pPr>
+            <w:r/>
+            <w:r>
+              <w:rPr>
+                <w:rFonts w:ascii="Calibri" w:hAnsi="Calibri" w:eastAsia="微软雅黑"/>
+                <w:b w:val="0"/>
+                <w:sz w:val="18"/>
+              </w:rPr>
+              <w:t>3</w:t>
+            </w:r>
+          </w:p>
+        </w:tc>
+        <w:tc>
+          <w:tcPr>
+            <w:tcW w:type="dxa" w:w="3211"/>
+          </w:tcPr>
+          <w:p>
+            <w:pPr>
+              <w:spacing w:after="20"/>
+            </w:pPr>
+            <w:r/>
+            <w:r>
+              <w:rPr>
+                <w:rFonts w:ascii="Calibri" w:hAnsi="Calibri" w:eastAsia="微软雅黑"/>
+                <w:b w:val="0"/>
+                <w:sz w:val="18"/>
+              </w:rPr>
+              <w:t>PDK 器件特性表征</w:t>
+            </w:r>
+          </w:p>
+        </w:tc>
+        <w:tc>
+          <w:tcPr>
+            <w:tcW w:type="dxa" w:w="3211"/>
+          </w:tcPr>
+          <w:p>
+            <w:pPr>
+              <w:spacing w:after="20"/>
+            </w:pPr>
+            <w:r/>
+            <w:r>
+              <w:rPr>
+                <w:rFonts w:ascii="Calibri" w:hAnsi="Calibri" w:eastAsia="微软雅黑"/>
+                <w:b w:val="0"/>
+                <w:sz w:val="18"/>
+              </w:rPr>
+              <w:t>真实的 f_T、噪声、失配数据，不是教科书模型</w:t>
+            </w:r>
+          </w:p>
+        </w:tc>
+      </w:tr>
+      <w:tr>
+        <w:tc>
+          <w:tcPr>
+            <w:tcW w:type="dxa" w:w="3211"/>
+          </w:tcPr>
+          <w:p>
+            <w:pPr>
+              <w:spacing w:after="20"/>
+            </w:pPr>
+            <w:r/>
+            <w:r>
+              <w:rPr>
+                <w:rFonts w:ascii="Calibri" w:hAnsi="Calibri" w:eastAsia="微软雅黑"/>
+                <w:b w:val="0"/>
+                <w:sz w:val="18"/>
+              </w:rPr>
+              <w:t>4</w:t>
+            </w:r>
+          </w:p>
+        </w:tc>
+        <w:tc>
+          <w:tcPr>
+            <w:tcW w:type="dxa" w:w="3211"/>
+          </w:tcPr>
+          <w:p>
+            <w:pPr>
+              <w:spacing w:after="20"/>
+            </w:pPr>
+            <w:r/>
+            <w:r>
+              <w:rPr>
+                <w:rFonts w:ascii="Calibri" w:hAnsi="Calibri" w:eastAsia="微软雅黑"/>
+                <w:b w:val="0"/>
+                <w:sz w:val="18"/>
+              </w:rPr>
+              <w:t>架构对比</w:t>
+            </w:r>
+          </w:p>
+        </w:tc>
+        <w:tc>
+          <w:tcPr>
+            <w:tcW w:type="dxa" w:w="3211"/>
+          </w:tcPr>
+          <w:p>
+            <w:pPr>
+              <w:spacing w:after="20"/>
+            </w:pPr>
+            <w:r/>
+            <w:r>
+              <w:rPr>
+                <w:rFonts w:ascii="Calibri" w:hAnsi="Calibri" w:eastAsia="微软雅黑"/>
+                <w:b w:val="0"/>
+                <w:sz w:val="18"/>
+              </w:rPr>
+              <w:t>候选拓扑在纸面上被淘汰，而不是在硅片上</w:t>
+            </w:r>
+          </w:p>
+        </w:tc>
+      </w:tr>
+      <w:tr>
+        <w:tc>
+          <w:tcPr>
+            <w:tcW w:type="dxa" w:w="3211"/>
+          </w:tcPr>
+          <w:p>
+            <w:pPr>
+              <w:spacing w:after="20"/>
+            </w:pPr>
+            <w:r/>
+            <w:r>
+              <w:rPr>
+                <w:rFonts w:ascii="Calibri" w:hAnsi="Calibri" w:eastAsia="微软雅黑"/>
+                <w:b w:val="0"/>
+                <w:sz w:val="18"/>
+              </w:rPr>
+              <w:t>5</w:t>
+            </w:r>
+          </w:p>
+        </w:tc>
+        <w:tc>
+          <w:tcPr>
+            <w:tcW w:type="dxa" w:w="3211"/>
+          </w:tcPr>
+          <w:p>
+            <w:pPr>
+              <w:spacing w:after="20"/>
+            </w:pPr>
+            <w:r/>
+            <w:r>
+              <w:rPr>
+                <w:rFonts w:ascii="Calibri" w:hAnsi="Calibri" w:eastAsia="微软雅黑"/>
+                <w:b w:val="0"/>
+                <w:sz w:val="18"/>
+              </w:rPr>
+              <w:t>基于 g_m/I_D 的初步 sizing</w:t>
+            </w:r>
+          </w:p>
+        </w:tc>
+        <w:tc>
+          <w:tcPr>
+            <w:tcW w:type="dxa" w:w="3211"/>
+          </w:tcPr>
+          <w:p>
+            <w:pPr>
+              <w:spacing w:after="20"/>
+            </w:pPr>
+            <w:r/>
+            <w:r>
+              <w:rPr>
+                <w:rFonts w:ascii="Calibri" w:hAnsi="Calibri" w:eastAsia="微软雅黑"/>
+                <w:b w:val="0"/>
+                <w:sz w:val="18"/>
+              </w:rPr>
+              <w:t>用查表法得初始 W、L、I_D，不靠猜</w:t>
+            </w:r>
+          </w:p>
+        </w:tc>
+      </w:tr>
+      <w:tr>
+        <w:tc>
+          <w:tcPr>
+            <w:tcW w:type="dxa" w:w="3211"/>
+          </w:tcPr>
+          <w:p>
+            <w:pPr>
+              <w:spacing w:after="20"/>
+            </w:pPr>
+            <w:r/>
+            <w:r>
+              <w:rPr>
+                <w:rFonts w:ascii="Calibri" w:hAnsi="Calibri" w:eastAsia="微软雅黑"/>
+                <w:b w:val="0"/>
+                <w:sz w:val="18"/>
+              </w:rPr>
+              <w:t>6</w:t>
+            </w:r>
+          </w:p>
+        </w:tc>
+        <w:tc>
+          <w:tcPr>
+            <w:tcW w:type="dxa" w:w="3211"/>
+          </w:tcPr>
+          <w:p>
+            <w:pPr>
+              <w:spacing w:after="20"/>
+            </w:pPr>
+            <w:r/>
+            <w:r>
+              <w:rPr>
+                <w:rFonts w:ascii="Calibri" w:hAnsi="Calibri" w:eastAsia="微软雅黑"/>
+                <w:b w:val="0"/>
+                <w:sz w:val="18"/>
+              </w:rPr>
+              <w:t>手工计算</w:t>
+            </w:r>
+          </w:p>
+        </w:tc>
+        <w:tc>
+          <w:tcPr>
+            <w:tcW w:type="dxa" w:w="3211"/>
+          </w:tcPr>
+          <w:p>
+            <w:pPr>
+              <w:spacing w:after="20"/>
+            </w:pPr>
+            <w:r/>
+            <w:r>
+              <w:rPr>
+                <w:rFonts w:ascii="Calibri" w:hAnsi="Calibri" w:eastAsia="微软雅黑"/>
+                <w:b w:val="0"/>
+                <w:sz w:val="18"/>
+              </w:rPr>
+              <w:t>仿真结果必须与之对照的那个数</w:t>
+            </w:r>
+          </w:p>
+        </w:tc>
+      </w:tr>
+      <w:tr>
+        <w:tc>
+          <w:tcPr>
+            <w:tcW w:type="dxa" w:w="3211"/>
+          </w:tcPr>
+          <w:p>
+            <w:pPr>
+              <w:spacing w:after="20"/>
+            </w:pPr>
+            <w:r/>
+            <w:r>
+              <w:rPr>
+                <w:rFonts w:ascii="Calibri" w:hAnsi="Calibri" w:eastAsia="微软雅黑"/>
+                <w:b w:val="0"/>
+                <w:sz w:val="18"/>
+              </w:rPr>
+              <w:t>7</w:t>
+            </w:r>
+          </w:p>
+        </w:tc>
+        <w:tc>
+          <w:tcPr>
+            <w:tcW w:type="dxa" w:w="3211"/>
+          </w:tcPr>
+          <w:p>
+            <w:pPr>
+              <w:spacing w:after="20"/>
+            </w:pPr>
+            <w:r/>
+            <w:r>
+              <w:rPr>
+                <w:rFonts w:ascii="Calibri" w:hAnsi="Calibri" w:eastAsia="微软雅黑"/>
+                <w:b w:val="0"/>
+                <w:sz w:val="18"/>
+              </w:rPr>
+              <w:t>标称 SPICE</w:t>
+            </w:r>
+          </w:p>
+        </w:tc>
+        <w:tc>
+          <w:tcPr>
+            <w:tcW w:type="dxa" w:w="3211"/>
+          </w:tcPr>
+          <w:p>
+            <w:pPr>
+              <w:spacing w:after="20"/>
+            </w:pPr>
+            <w:r/>
+            <w:r>
+              <w:rPr>
+                <w:rFonts w:ascii="Calibri" w:hAnsi="Calibri" w:eastAsia="微软雅黑"/>
+                <w:b w:val="0"/>
+                <w:sz w:val="18"/>
+              </w:rPr>
+              <w:t>手算数字与物理的第一次对峙</w:t>
+            </w:r>
+          </w:p>
+        </w:tc>
+      </w:tr>
+      <w:tr>
+        <w:tc>
+          <w:tcPr>
+            <w:tcW w:type="dxa" w:w="3211"/>
+          </w:tcPr>
+          <w:p>
+            <w:pPr>
+              <w:spacing w:after="20"/>
+            </w:pPr>
+            <w:r/>
+            <w:r>
+              <w:rPr>
+                <w:rFonts w:ascii="Calibri" w:hAnsi="Calibri" w:eastAsia="微软雅黑"/>
+                <w:b w:val="0"/>
+                <w:sz w:val="18"/>
+              </w:rPr>
+              <w:t>8</w:t>
+            </w:r>
+          </w:p>
+        </w:tc>
+        <w:tc>
+          <w:tcPr>
+            <w:tcW w:type="dxa" w:w="3211"/>
+          </w:tcPr>
+          <w:p>
+            <w:pPr>
+              <w:spacing w:after="20"/>
+            </w:pPr>
+            <w:r/>
+            <w:r>
+              <w:rPr>
+                <w:rFonts w:ascii="Calibri" w:hAnsi="Calibri" w:eastAsia="微软雅黑"/>
+                <w:b w:val="0"/>
+                <w:sz w:val="18"/>
+              </w:rPr>
+              <w:t>噪声贡献分析</w:t>
+            </w:r>
+          </w:p>
+        </w:tc>
+        <w:tc>
+          <w:tcPr>
+            <w:tcW w:type="dxa" w:w="3211"/>
+          </w:tcPr>
+          <w:p>
+            <w:pPr>
+              <w:spacing w:after="20"/>
+            </w:pPr>
+            <w:r/>
+            <w:r>
+              <w:rPr>
+                <w:rFonts w:ascii="Calibri" w:hAnsi="Calibri" w:eastAsia="微软雅黑"/>
+                <w:b w:val="0"/>
+                <w:sz w:val="18"/>
+              </w:rPr>
+              <w:t>哪个器件吃掉了噪声预算</w:t>
+            </w:r>
+          </w:p>
+        </w:tc>
+      </w:tr>
+      <w:tr>
+        <w:tc>
+          <w:tcPr>
+            <w:tcW w:type="dxa" w:w="3211"/>
+          </w:tcPr>
+          <w:p>
+            <w:pPr>
+              <w:spacing w:after="20"/>
+            </w:pPr>
+            <w:r/>
+            <w:r>
+              <w:rPr>
+                <w:rFonts w:ascii="Calibri" w:hAnsi="Calibri" w:eastAsia="微软雅黑"/>
+                <w:b w:val="0"/>
+                <w:sz w:val="18"/>
+              </w:rPr>
+              <w:t>9</w:t>
+            </w:r>
+          </w:p>
+        </w:tc>
+        <w:tc>
+          <w:tcPr>
+            <w:tcW w:type="dxa" w:w="3211"/>
+          </w:tcPr>
+          <w:p>
+            <w:pPr>
+              <w:spacing w:after="20"/>
+            </w:pPr>
+            <w:r/>
+            <w:r>
+              <w:rPr>
+                <w:rFonts w:ascii="Calibri" w:hAnsi="Calibri" w:eastAsia="微软雅黑"/>
+                <w:b w:val="0"/>
+                <w:sz w:val="18"/>
+              </w:rPr>
+              <w:t>架构 / 系统行为级仿真</w:t>
+            </w:r>
+          </w:p>
+        </w:tc>
+        <w:tc>
+          <w:tcPr>
+            <w:tcW w:type="dxa" w:w="3211"/>
+          </w:tcPr>
+          <w:p>
+            <w:pPr>
+              <w:spacing w:after="20"/>
+            </w:pPr>
+            <w:r/>
+            <w:r>
+              <w:rPr>
+                <w:rFonts w:ascii="Calibri" w:hAnsi="Calibri" w:eastAsia="微软雅黑"/>
+                <w:b w:val="0"/>
+                <w:sz w:val="18"/>
+              </w:rPr>
+              <w:t>进晶体管级苦战之前先看环级行为</w:t>
+            </w:r>
+          </w:p>
+        </w:tc>
+      </w:tr>
+      <w:tr>
+        <w:tc>
+          <w:tcPr>
+            <w:tcW w:type="dxa" w:w="3211"/>
+          </w:tcPr>
+          <w:p>
+            <w:pPr>
+              <w:spacing w:after="20"/>
+            </w:pPr>
+            <w:r/>
+            <w:r>
+              <w:rPr>
+                <w:rFonts w:ascii="Calibri" w:hAnsi="Calibri" w:eastAsia="微软雅黑"/>
+                <w:b w:val="0"/>
+                <w:sz w:val="18"/>
+              </w:rPr>
+              <w:t>10</w:t>
+            </w:r>
+          </w:p>
+        </w:tc>
+        <w:tc>
+          <w:tcPr>
+            <w:tcW w:type="dxa" w:w="3211"/>
+          </w:tcPr>
+          <w:p>
+            <w:pPr>
+              <w:spacing w:after="20"/>
+            </w:pPr>
+            <w:r/>
+            <w:r>
+              <w:rPr>
+                <w:rFonts w:ascii="Calibri" w:hAnsi="Calibri" w:eastAsia="微软雅黑"/>
+                <w:b w:val="0"/>
+                <w:sz w:val="18"/>
+              </w:rPr>
+              <w:t>PVT 角</w:t>
+            </w:r>
+          </w:p>
+        </w:tc>
+        <w:tc>
+          <w:tcPr>
+            <w:tcW w:type="dxa" w:w="3211"/>
+          </w:tcPr>
+          <w:p>
+            <w:pPr>
+              <w:spacing w:after="20"/>
+            </w:pPr>
+            <w:r/>
+            <w:r>
+              <w:rPr>
+                <w:rFonts w:ascii="Calibri" w:hAnsi="Calibri" w:eastAsia="微软雅黑"/>
+                <w:b w:val="0"/>
+                <w:sz w:val="18"/>
+              </w:rPr>
+              <w:t>能否挺过工艺、电压、温度</w:t>
+            </w:r>
+          </w:p>
+        </w:tc>
+      </w:tr>
+      <w:tr>
+        <w:tc>
+          <w:tcPr>
+            <w:tcW w:type="dxa" w:w="3211"/>
+          </w:tcPr>
+          <w:p>
+            <w:pPr>
+              <w:spacing w:after="20"/>
+            </w:pPr>
+            <w:r/>
+            <w:r>
+              <w:rPr>
+                <w:rFonts w:ascii="Calibri" w:hAnsi="Calibri" w:eastAsia="微软雅黑"/>
+                <w:b w:val="0"/>
+                <w:sz w:val="18"/>
+              </w:rPr>
+              <w:t>11</w:t>
+            </w:r>
+          </w:p>
+        </w:tc>
+        <w:tc>
+          <w:tcPr>
+            <w:tcW w:type="dxa" w:w="3211"/>
+          </w:tcPr>
+          <w:p>
+            <w:pPr>
+              <w:spacing w:after="20"/>
+            </w:pPr>
+            <w:r/>
+            <w:r>
+              <w:rPr>
+                <w:rFonts w:ascii="Calibri" w:hAnsi="Calibri" w:eastAsia="微软雅黑"/>
+                <w:b w:val="0"/>
+                <w:sz w:val="18"/>
+              </w:rPr>
+              <w:t>蒙特卡洛 / 失配</w:t>
+            </w:r>
+          </w:p>
+        </w:tc>
+        <w:tc>
+          <w:tcPr>
+            <w:tcW w:type="dxa" w:w="3211"/>
+          </w:tcPr>
+          <w:p>
+            <w:pPr>
+              <w:spacing w:after="20"/>
+            </w:pPr>
+            <w:r/>
+            <w:r>
+              <w:rPr>
+                <w:rFonts w:ascii="Calibri" w:hAnsi="Calibri" w:eastAsia="微软雅黑"/>
+                <w:b w:val="0"/>
+                <w:sz w:val="18"/>
+              </w:rPr>
+              <w:t>要的是分布，不是一个点</w:t>
+            </w:r>
+          </w:p>
+        </w:tc>
+      </w:tr>
+      <w:tr>
+        <w:tc>
+          <w:tcPr>
+            <w:tcW w:type="dxa" w:w="3211"/>
+          </w:tcPr>
+          <w:p>
+            <w:pPr>
+              <w:spacing w:after="20"/>
+            </w:pPr>
+            <w:r/>
+            <w:r>
+              <w:rPr>
+                <w:rFonts w:ascii="Calibri" w:hAnsi="Calibri" w:eastAsia="微软雅黑"/>
+                <w:b w:val="0"/>
+                <w:sz w:val="18"/>
+              </w:rPr>
+              <w:t>12</w:t>
+            </w:r>
+          </w:p>
+        </w:tc>
+        <w:tc>
+          <w:tcPr>
+            <w:tcW w:type="dxa" w:w="3211"/>
+          </w:tcPr>
+          <w:p>
+            <w:pPr>
+              <w:spacing w:after="20"/>
+            </w:pPr>
+            <w:r/>
+            <w:r>
+              <w:rPr>
+                <w:rFonts w:ascii="Calibri" w:hAnsi="Calibri" w:eastAsia="微软雅黑"/>
+                <w:b w:val="0"/>
+                <w:sz w:val="18"/>
+              </w:rPr>
+              <w:t>自动优化 / 设计中心化</w:t>
+            </w:r>
+          </w:p>
+        </w:tc>
+        <w:tc>
+          <w:tcPr>
+            <w:tcW w:type="dxa" w:w="3211"/>
+          </w:tcPr>
+          <w:p>
+            <w:pPr>
+              <w:spacing w:after="20"/>
+            </w:pPr>
+            <w:r/>
+            <w:r>
+              <w:rPr>
+                <w:rFonts w:ascii="Calibri" w:hAnsi="Calibri" w:eastAsia="微软雅黑"/>
+                <w:b w:val="0"/>
+                <w:sz w:val="18"/>
+              </w:rPr>
+              <w:t>移动的是分布，不是标称值</w:t>
+            </w:r>
+          </w:p>
+        </w:tc>
+      </w:tr>
+      <w:tr>
+        <w:tc>
+          <w:tcPr>
+            <w:tcW w:type="dxa" w:w="3211"/>
+          </w:tcPr>
+          <w:p>
+            <w:pPr>
+              <w:spacing w:after="20"/>
+            </w:pPr>
+            <w:r/>
+            <w:r>
+              <w:rPr>
+                <w:rFonts w:ascii="Calibri" w:hAnsi="Calibri" w:eastAsia="微软雅黑"/>
+                <w:b w:val="0"/>
+                <w:sz w:val="18"/>
+              </w:rPr>
+              <w:t>13</w:t>
+            </w:r>
+          </w:p>
+        </w:tc>
+        <w:tc>
+          <w:tcPr>
+            <w:tcW w:type="dxa" w:w="3211"/>
+          </w:tcPr>
+          <w:p>
+            <w:pPr>
+              <w:spacing w:after="20"/>
+            </w:pPr>
+            <w:r/>
+            <w:r>
+              <w:rPr>
+                <w:rFonts w:ascii="Calibri" w:hAnsi="Calibri" w:eastAsia="微软雅黑"/>
+                <w:b w:val="0"/>
+                <w:sz w:val="18"/>
+              </w:rPr>
+              <w:t>早期 floorplan</w:t>
+            </w:r>
+          </w:p>
+        </w:tc>
+        <w:tc>
+          <w:tcPr>
+            <w:tcW w:type="dxa" w:w="3211"/>
+          </w:tcPr>
+          <w:p>
+            <w:pPr>
+              <w:spacing w:after="20"/>
+            </w:pPr>
+            <w:r/>
+            <w:r>
+              <w:rPr>
+                <w:rFonts w:ascii="Calibri" w:hAnsi="Calibri" w:eastAsia="微软雅黑"/>
+                <w:b w:val="0"/>
+                <w:sz w:val="18"/>
+              </w:rPr>
+              <w:t>关键器件在布线存在之前就位</w:t>
+            </w:r>
+          </w:p>
+        </w:tc>
+      </w:tr>
+      <w:tr>
+        <w:tc>
+          <w:tcPr>
+            <w:tcW w:type="dxa" w:w="3211"/>
+          </w:tcPr>
+          <w:p>
+            <w:pPr>
+              <w:spacing w:after="20"/>
+            </w:pPr>
+            <w:r/>
+            <w:r>
+              <w:rPr>
+                <w:rFonts w:ascii="Calibri" w:hAnsi="Calibri" w:eastAsia="微软雅黑"/>
+                <w:b w:val="0"/>
+                <w:sz w:val="18"/>
+              </w:rPr>
+              <w:t>14</w:t>
+            </w:r>
+          </w:p>
+        </w:tc>
+        <w:tc>
+          <w:tcPr>
+            <w:tcW w:type="dxa" w:w="3211"/>
+          </w:tcPr>
+          <w:p>
+            <w:pPr>
+              <w:spacing w:after="20"/>
+            </w:pPr>
+            <w:r/>
+            <w:r>
+              <w:rPr>
+                <w:rFonts w:ascii="Calibri" w:hAnsi="Calibri" w:eastAsia="微软雅黑"/>
+                <w:b w:val="0"/>
+                <w:sz w:val="18"/>
+              </w:rPr>
+              <w:t>关键器件版图</w:t>
+            </w:r>
+          </w:p>
+        </w:tc>
+        <w:tc>
+          <w:tcPr>
+            <w:tcW w:type="dxa" w:w="3211"/>
+          </w:tcPr>
+          <w:p>
+            <w:pPr>
+              <w:spacing w:after="20"/>
+            </w:pPr>
+            <w:r/>
+            <w:r>
+              <w:rPr>
+                <w:rFonts w:ascii="Calibri" w:hAnsi="Calibri" w:eastAsia="微软雅黑"/>
+                <w:b w:val="0"/>
+                <w:sz w:val="18"/>
+              </w:rPr>
+              <w:t>匹配与寄生靠构造保证</w:t>
+            </w:r>
+          </w:p>
+        </w:tc>
+      </w:tr>
+      <w:tr>
+        <w:tc>
+          <w:tcPr>
+            <w:tcW w:type="dxa" w:w="3211"/>
+          </w:tcPr>
+          <w:p>
+            <w:pPr>
+              <w:spacing w:after="20"/>
+            </w:pPr>
+            <w:r/>
+            <w:r>
+              <w:rPr>
+                <w:rFonts w:ascii="Calibri" w:hAnsi="Calibri" w:eastAsia="微软雅黑"/>
+                <w:b w:val="0"/>
+                <w:sz w:val="18"/>
+              </w:rPr>
+              <w:t>15</w:t>
+            </w:r>
+          </w:p>
+        </w:tc>
+        <w:tc>
+          <w:tcPr>
+            <w:tcW w:type="dxa" w:w="3211"/>
+          </w:tcPr>
+          <w:p>
+            <w:pPr>
+              <w:spacing w:after="20"/>
+            </w:pPr>
+            <w:r/>
+            <w:r>
+              <w:rPr>
+                <w:rFonts w:ascii="Calibri" w:hAnsi="Calibri" w:eastAsia="微软雅黑"/>
+                <w:b w:val="0"/>
+                <w:sz w:val="18"/>
+              </w:rPr>
+              <w:t>渐进式 PEX</w:t>
+            </w:r>
+          </w:p>
+        </w:tc>
+        <w:tc>
+          <w:tcPr>
+            <w:tcW w:type="dxa" w:w="3211"/>
+          </w:tcPr>
+          <w:p>
+            <w:pPr>
+              <w:spacing w:after="20"/>
+            </w:pPr>
+            <w:r/>
+            <w:r>
+              <w:rPr>
+                <w:rFonts w:ascii="Calibri" w:hAnsi="Calibri" w:eastAsia="微软雅黑"/>
+                <w:b w:val="0"/>
+                <w:sz w:val="18"/>
+              </w:rPr>
+              <w:t>寄生逐步提取，不是最后一步才做</w:t>
+            </w:r>
+          </w:p>
+        </w:tc>
+      </w:tr>
+      <w:tr>
+        <w:tc>
+          <w:tcPr>
+            <w:tcW w:type="dxa" w:w="3211"/>
+          </w:tcPr>
+          <w:p>
+            <w:pPr>
+              <w:spacing w:after="20"/>
+            </w:pPr>
+            <w:r/>
+            <w:r>
+              <w:rPr>
+                <w:rFonts w:ascii="Calibri" w:hAnsi="Calibri" w:eastAsia="微软雅黑"/>
+                <w:b w:val="0"/>
+                <w:sz w:val="18"/>
+              </w:rPr>
+              <w:t>16</w:t>
+            </w:r>
+          </w:p>
+        </w:tc>
+        <w:tc>
+          <w:tcPr>
+            <w:tcW w:type="dxa" w:w="3211"/>
+          </w:tcPr>
+          <w:p>
+            <w:pPr>
+              <w:spacing w:after="20"/>
+            </w:pPr>
+            <w:r/>
+            <w:r>
+              <w:rPr>
+                <w:rFonts w:ascii="Calibri" w:hAnsi="Calibri" w:eastAsia="微软雅黑"/>
+                <w:b w:val="0"/>
+                <w:sz w:val="18"/>
+              </w:rPr>
+              <w:t>后版图噪声 / 稳定性 / PVT</w:t>
+            </w:r>
+          </w:p>
+        </w:tc>
+        <w:tc>
+          <w:tcPr>
+            <w:tcW w:type="dxa" w:w="3211"/>
+          </w:tcPr>
+          <w:p>
+            <w:pPr>
+              <w:spacing w:after="20"/>
+            </w:pPr>
+            <w:r/>
+            <w:r>
+              <w:rPr>
+                <w:rFonts w:ascii="Calibri" w:hAnsi="Calibri" w:eastAsia="微软雅黑"/>
+                <w:b w:val="0"/>
+                <w:sz w:val="18"/>
+              </w:rPr>
+              <w:t>你真正会拿到的数字</w:t>
+            </w:r>
+          </w:p>
+        </w:tc>
+      </w:tr>
+      <w:tr>
+        <w:tc>
+          <w:tcPr>
+            <w:tcW w:type="dxa" w:w="3211"/>
+          </w:tcPr>
+          <w:p>
+            <w:pPr>
+              <w:spacing w:after="20"/>
+            </w:pPr>
+            <w:r/>
+            <w:r>
+              <w:rPr>
+                <w:rFonts w:ascii="Calibri" w:hAnsi="Calibri" w:eastAsia="微软雅黑"/>
+                <w:b w:val="0"/>
+                <w:sz w:val="18"/>
+              </w:rPr>
+              <w:t>17</w:t>
+            </w:r>
+          </w:p>
+        </w:tc>
+        <w:tc>
+          <w:tcPr>
+            <w:tcW w:type="dxa" w:w="3211"/>
+          </w:tcPr>
+          <w:p>
+            <w:pPr>
+              <w:spacing w:after="20"/>
+            </w:pPr>
+            <w:r/>
+            <w:r>
+              <w:rPr>
+                <w:rFonts w:ascii="Calibri" w:hAnsi="Calibri" w:eastAsia="微软雅黑"/>
+                <w:b w:val="0"/>
+                <w:sz w:val="18"/>
+              </w:rPr>
+              <w:t>高良率 / high-sigma 分析</w:t>
+            </w:r>
+          </w:p>
+        </w:tc>
+        <w:tc>
+          <w:tcPr>
+            <w:tcW w:type="dxa" w:w="3211"/>
+          </w:tcPr>
+          <w:p>
+            <w:pPr>
+              <w:spacing w:after="20"/>
+            </w:pPr>
+            <w:r/>
+            <w:r>
+              <w:rPr>
+                <w:rFonts w:ascii="Calibri" w:hAnsi="Calibri" w:eastAsia="微软雅黑"/>
+                <w:b w:val="0"/>
+                <w:sz w:val="18"/>
+              </w:rPr>
+              <w:t>六西格玛角，不是三西格玛的侥幸</w:t>
+            </w:r>
+          </w:p>
+        </w:tc>
+      </w:tr>
+      <w:tr>
+        <w:tc>
+          <w:tcPr>
+            <w:tcW w:type="dxa" w:w="3211"/>
+          </w:tcPr>
+          <w:p>
+            <w:pPr>
+              <w:spacing w:after="20"/>
+            </w:pPr>
+            <w:r/>
+            <w:r>
+              <w:rPr>
+                <w:rFonts w:ascii="Calibri" w:hAnsi="Calibri" w:eastAsia="微软雅黑"/>
+                <w:b w:val="0"/>
+                <w:sz w:val="18"/>
+              </w:rPr>
+              <w:t>18</w:t>
+            </w:r>
+          </w:p>
+        </w:tc>
+        <w:tc>
+          <w:tcPr>
+            <w:tcW w:type="dxa" w:w="3211"/>
+          </w:tcPr>
+          <w:p>
+            <w:pPr>
+              <w:spacing w:after="20"/>
+            </w:pPr>
+            <w:r/>
+            <w:r>
+              <w:rPr>
+                <w:rFonts w:ascii="Calibri" w:hAnsi="Calibri" w:eastAsia="微软雅黑"/>
+                <w:b w:val="0"/>
+                <w:sz w:val="18"/>
+              </w:rPr>
+              <w:t>可靠性 / 老化 / EMIR</w:t>
+            </w:r>
+          </w:p>
+        </w:tc>
+        <w:tc>
+          <w:tcPr>
+            <w:tcW w:type="dxa" w:w="3211"/>
+          </w:tcPr>
+          <w:p>
+            <w:pPr>
+              <w:spacing w:after="20"/>
+            </w:pPr>
+            <w:r/>
+            <w:r>
+              <w:rPr>
+                <w:rFonts w:ascii="Calibri" w:hAnsi="Calibri" w:eastAsia="微软雅黑"/>
+                <w:b w:val="0"/>
+                <w:sz w:val="18"/>
+              </w:rPr>
+              <w:t>十年后它还得能工作</w:t>
+            </w:r>
+          </w:p>
+        </w:tc>
+      </w:tr>
+      <w:tr>
+        <w:tc>
+          <w:tcPr>
+            <w:tcW w:type="dxa" w:w="3211"/>
+          </w:tcPr>
+          <w:p>
+            <w:pPr>
+              <w:spacing w:after="20"/>
+            </w:pPr>
+            <w:r/>
+            <w:r>
+              <w:rPr>
+                <w:rFonts w:ascii="Calibri" w:hAnsi="Calibri" w:eastAsia="微软雅黑"/>
+                <w:b w:val="0"/>
+                <w:sz w:val="18"/>
+              </w:rPr>
+              <w:t>19</w:t>
+            </w:r>
+          </w:p>
+        </w:tc>
+        <w:tc>
+          <w:tcPr>
+            <w:tcW w:type="dxa" w:w="3211"/>
+          </w:tcPr>
+          <w:p>
+            <w:pPr>
+              <w:spacing w:after="20"/>
+            </w:pPr>
+            <w:r/>
+            <w:r>
+              <w:rPr>
+                <w:rFonts w:ascii="Calibri" w:hAnsi="Calibri" w:eastAsia="微软雅黑"/>
+                <w:b w:val="0"/>
+                <w:sz w:val="18"/>
+              </w:rPr>
+              <w:t>AMS / 全芯片验证</w:t>
+            </w:r>
+          </w:p>
+        </w:tc>
+        <w:tc>
+          <w:tcPr>
+            <w:tcW w:type="dxa" w:w="3211"/>
+          </w:tcPr>
+          <w:p>
+            <w:pPr>
+              <w:spacing w:after="20"/>
+            </w:pPr>
+            <w:r/>
+            <w:r>
+              <w:rPr>
+                <w:rFonts w:ascii="Calibri" w:hAnsi="Calibri" w:eastAsia="微软雅黑"/>
+                <w:b w:val="0"/>
+                <w:sz w:val="18"/>
+              </w:rPr>
+              <w:t>模拟模块放进它的数字环境里</w:t>
+            </w:r>
+          </w:p>
+        </w:tc>
+      </w:tr>
+      <w:tr>
+        <w:tc>
+          <w:tcPr>
+            <w:tcW w:type="dxa" w:w="3211"/>
+          </w:tcPr>
+          <w:p>
+            <w:pPr>
+              <w:spacing w:after="20"/>
+            </w:pPr>
+            <w:r/>
+            <w:r>
+              <w:rPr>
+                <w:rFonts w:ascii="Calibri" w:hAnsi="Calibri" w:eastAsia="微软雅黑"/>
+                <w:b w:val="0"/>
+                <w:sz w:val="18"/>
+              </w:rPr>
+              <w:t>20</w:t>
+            </w:r>
+          </w:p>
+        </w:tc>
+        <w:tc>
+          <w:tcPr>
+            <w:tcW w:type="dxa" w:w="3211"/>
+          </w:tcPr>
+          <w:p>
+            <w:pPr>
+              <w:spacing w:after="20"/>
+            </w:pPr>
+            <w:r/>
+            <w:r>
+              <w:rPr>
+                <w:rFonts w:ascii="Calibri" w:hAnsi="Calibri" w:eastAsia="微软雅黑"/>
+                <w:b w:val="0"/>
+                <w:sz w:val="18"/>
+              </w:rPr>
+              <w:t>流片 → 表征 → 模型相关性</w:t>
+            </w:r>
+          </w:p>
+        </w:tc>
+        <w:tc>
+          <w:tcPr>
+            <w:tcW w:type="dxa" w:w="3211"/>
+          </w:tcPr>
+          <w:p>
+            <w:pPr>
+              <w:spacing w:after="20"/>
+            </w:pPr>
+            <w:r/>
+            <w:r>
+              <w:rPr>
+                <w:rFonts w:ascii="Calibri" w:hAnsi="Calibri" w:eastAsia="微软雅黑"/>
+                <w:b w:val="0"/>
+                <w:sz w:val="18"/>
+              </w:rPr>
+              <w:t>实测硅片 vs 预测硅片</w:t>
+            </w:r>
+          </w:p>
+        </w:tc>
+      </w:tr>
+    </w:tbl>
+    <w:p>
+      <w:pPr>
+        <w:spacing w:after="80"/>
+      </w:pPr>
+    </w:p>
+    <w:p>
+      <w:pPr>
+        <w:spacing w:after="120" w:line="288" w:lineRule="auto"/>
+      </w:pPr>
+      <w:r>
+        <w:rPr>
+          <w:rFonts w:ascii="Calibri" w:hAnsi="Calibri" w:eastAsia="微软雅黑"/>
+          <w:b w:val="0"/>
+          <w:sz w:val="21"/>
+        </w:rPr>
+        <w:t>第 1–3、10–12、16–17、20 阶段正是本教程门哲学的用武之地：每一阶段产出一个</w:t>
+      </w:r>
+    </w:p>
+    <w:p>
+      <w:pPr>
+        <w:spacing w:after="120" w:line="288" w:lineRule="auto"/>
+      </w:pPr>
+      <w:r>
+        <w:rPr>
+          <w:rFonts w:ascii="Calibri" w:hAnsi="Calibri" w:eastAsia="微软雅黑"/>
+          <w:b w:val="0"/>
+          <w:sz w:val="21"/>
+        </w:rPr>
+        <w:t>产物，它要么与之前的产物一致，要么带着证据解释为什么不一致。</w:t>
+      </w:r>
+    </w:p>
+    <w:p>
+      <w:pPr>
+        <w:spacing w:after="120" w:line="288" w:lineRule="auto"/>
+      </w:pPr>
+      <w:r>
+        <w:rPr>
+          <w:rFonts w:ascii="Calibri" w:hAnsi="Calibri" w:eastAsia="微软雅黑"/>
+          <w:b/>
+          <w:sz w:val="21"/>
+        </w:rPr>
+        <w:t>给研究生的话：</w:t>
+      </w:r>
+      <w:r>
+        <w:rPr>
+          <w:rFonts w:ascii="Calibri" w:hAnsi="Calibri" w:eastAsia="微软雅黑"/>
+          <w:b w:val="0"/>
+          <w:sz w:val="21"/>
+        </w:rPr>
+        <w:t xml:space="preserve"> 先学这套顺序，再学任何工具。顺序本身就是 expertise，</w:t>
+      </w:r>
+    </w:p>
+    <w:p>
+      <w:pPr>
+        <w:spacing w:after="120" w:line="288" w:lineRule="auto"/>
+      </w:pPr>
+      <w:r>
+        <w:rPr>
+          <w:rFonts w:ascii="Calibri" w:hAnsi="Calibri" w:eastAsia="微软雅黑"/>
+          <w:b w:val="0"/>
+          <w:sz w:val="21"/>
+        </w:rPr>
+        <w:t>工具是可以换的。</w:t>
+      </w:r>
+    </w:p>
+    <w:p>
+      <w:pPr>
+        <w:keepNext/>
+        <w:spacing w:before="280" w:after="100"/>
+      </w:pPr>
+      <w:r>
+        <w:rPr>
+          <w:rFonts w:ascii="Calibri" w:hAnsi="Calibri" w:eastAsia="微软雅黑"/>
+          <w:b/>
+          <w:color w:val="061F32"/>
+          <w:sz w:val="32"/>
+        </w:rPr>
+        <w:t>9.6 方法论，一行说完</w:t>
+      </w:r>
+    </w:p>
+    <w:p>
+      <w:pPr>
+        <w:spacing w:after="120" w:line="288" w:lineRule="auto"/>
+      </w:pPr>
+      <w:r>
+        <w:rPr>
+          <w:rFonts w:ascii="Calibri" w:hAnsi="Calibri" w:eastAsia="微软雅黑"/>
+          <w:b w:val="0"/>
+          <w:sz w:val="21"/>
+        </w:rPr>
+        <w:t>整套工作流压缩成一行：</w:t>
+      </w:r>
+    </w:p>
+    <w:tbl>
+      <w:tblPr>
+        <w:tblW w:type="auto" w:w="0"/>
+        <w:jc w:val="center"/>
+        <w:tblLook w:firstColumn="1" w:firstRow="1" w:lastColumn="0" w:lastRow="0" w:noHBand="0" w:noVBand="1" w:val="04A0"/>
+      </w:tblPr>
+      <w:tblGrid>
+        <w:gridCol w:w="9632"/>
+      </w:tblGrid>
+      <w:tr>
+        <w:tc>
+          <w:tcPr>
+            <w:tcW w:type="dxa" w:w="9632"/>
+            <w:shd w:val="clear" w:fill="F4F6F8"/>
+          </w:tcPr>
+          <w:p>
+            <w:pPr>
+              <w:spacing w:after="0" w:before="0" w:line="240" w:lineRule="auto"/>
+            </w:pPr>
+            <w:r/>
+            <w:r>
+              <w:rPr>
+                <w:rFonts w:ascii="Consolas" w:hAnsi="Consolas" w:eastAsia="Consolas"/>
+                <w:b w:val="0"/>
+                <w:color w:val="1A1A1A"/>
+                <w:sz w:val="17"/>
+              </w:rPr>
+              <w:t>Specs → Physics → Architecture → Optimization → Statistics → Layout → Silicon</w:t>
+            </w:r>
+          </w:p>
+        </w:tc>
+      </w:tr>
+    </w:tbl>
+    <w:p>
+      <w:pPr>
+        <w:spacing w:after="80"/>
+      </w:pPr>
+    </w:p>
+    <w:p>
+      <w:pPr>
+        <w:spacing w:after="120" w:line="288" w:lineRule="auto"/>
+      </w:pPr>
+      <w:r>
+        <w:rPr>
+          <w:rFonts w:ascii="Calibri" w:hAnsi="Calibri" w:eastAsia="微软雅黑"/>
+          <w:b w:val="0"/>
+          <w:sz w:val="21"/>
+        </w:rPr>
+        <w:t>而</w:t>
+      </w:r>
+      <w:r>
+        <w:rPr>
+          <w:rFonts w:ascii="Calibri" w:hAnsi="Calibri" w:eastAsia="微软雅黑"/>
+          <w:b/>
+          <w:sz w:val="21"/>
+        </w:rPr>
+        <w:t>不是</w:t>
+      </w:r>
+      <w:r>
+        <w:rPr>
+          <w:rFonts w:ascii="Calibri" w:hAnsi="Calibri" w:eastAsia="微软雅黑"/>
+          <w:b w:val="0"/>
+          <w:sz w:val="21"/>
+        </w:rPr>
+        <w:t>：</w:t>
+      </w:r>
+    </w:p>
+    <w:tbl>
+      <w:tblPr>
+        <w:tblW w:type="auto" w:w="0"/>
+        <w:jc w:val="center"/>
+        <w:tblLook w:firstColumn="1" w:firstRow="1" w:lastColumn="0" w:lastRow="0" w:noHBand="0" w:noVBand="1" w:val="04A0"/>
+      </w:tblPr>
+      <w:tblGrid>
+        <w:gridCol w:w="9632"/>
+      </w:tblGrid>
+      <w:tr>
+        <w:tc>
+          <w:tcPr>
+            <w:tcW w:type="dxa" w:w="9632"/>
+            <w:shd w:val="clear" w:fill="F4F6F8"/>
+          </w:tcPr>
+          <w:p>
+            <w:pPr>
+              <w:spacing w:after="0" w:before="0" w:line="240" w:lineRule="auto"/>
+            </w:pPr>
+            <w:r/>
+            <w:r>
+              <w:rPr>
+                <w:rFonts w:ascii="Consolas" w:hAnsi="Consolas" w:eastAsia="Consolas"/>
+                <w:b w:val="0"/>
+                <w:color w:val="1A1A1A"/>
+                <w:sz w:val="17"/>
+              </w:rPr>
+              <w:t>画电路图 → SPICE → 画版图</w:t>
+            </w:r>
+          </w:p>
+        </w:tc>
+      </w:tr>
+    </w:tbl>
+    <w:p>
+      <w:pPr>
+        <w:spacing w:after="80"/>
+      </w:pPr>
+    </w:p>
+    <w:p>
+      <w:pPr>
+        <w:spacing w:after="120" w:line="288" w:lineRule="auto"/>
+      </w:pPr>
+      <w:r>
+        <w:rPr>
+          <w:rFonts w:ascii="Calibri" w:hAnsi="Calibri" w:eastAsia="微软雅黑"/>
+          <w:b w:val="0"/>
+          <w:sz w:val="21"/>
+        </w:rPr>
+        <w:t>这条链上的每个箭头都是第 5 部分意义上的一扇门：有东西穿过它（一个产物、</w:t>
+      </w:r>
+    </w:p>
+    <w:p>
+      <w:pPr>
+        <w:spacing w:after="120" w:line="288" w:lineRule="auto"/>
+      </w:pPr>
+      <w:r>
+        <w:rPr>
+          <w:rFonts w:ascii="Calibri" w:hAnsi="Calibri" w:eastAsia="微软雅黑"/>
+          <w:b w:val="0"/>
+          <w:sz w:val="21"/>
+        </w:rPr>
+        <w:t>一个数字、一个分布），也有东西判定它（一个手算值、一次 corner 扫描、一次实测）。</w:t>
+      </w:r>
+    </w:p>
+    <w:p>
+      <w:pPr>
+        <w:spacing w:after="120" w:line="288" w:lineRule="auto"/>
+      </w:pPr>
+      <w:r>
+        <w:rPr>
+          <w:rFonts w:ascii="Calibri" w:hAnsi="Calibri" w:eastAsia="微软雅黑"/>
+          <w:b w:val="0"/>
+          <w:sz w:val="21"/>
+        </w:rPr>
+        <w:t>如果你说不出是什么产物穿过了某个箭头，那这个箭头就没有发生 —— 把该阶段如实</w:t>
+      </w:r>
+    </w:p>
+    <w:p>
+      <w:pPr>
+        <w:spacing w:after="120" w:line="288" w:lineRule="auto"/>
+      </w:pPr>
+      <w:r>
+        <w:rPr>
+          <w:rFonts w:ascii="Calibri" w:hAnsi="Calibri" w:eastAsia="微软雅黑"/>
+          <w:b w:val="0"/>
+          <w:sz w:val="21"/>
+        </w:rPr>
+        <w:t>记为 VOID，继续往前走。这和你在 LVS 上用的退出码纪律是同一件事：</w:t>
+      </w:r>
+    </w:p>
+    <w:p>
+      <w:pPr>
+        <w:spacing w:after="120" w:line="288" w:lineRule="auto"/>
+      </w:pPr>
+      <w:r>
+        <w:rPr>
+          <w:rFonts w:ascii="Calibri" w:hAnsi="Calibri" w:eastAsia="微软雅黑"/>
+          <w:b w:val="0"/>
+          <w:sz w:val="21"/>
+        </w:rPr>
+        <w:t>没有产出可对照产物的阶段没有通过，它只是跑过。</w:t>
+      </w:r>
+    </w:p>
+    <w:p>
+      <w:pPr>
+        <w:keepNext/>
+        <w:spacing w:before="280" w:after="100"/>
+      </w:pPr>
+      <w:r>
+        <w:rPr>
+          <w:rFonts w:ascii="Calibri" w:hAnsi="Calibri" w:eastAsia="微软雅黑"/>
+          <w:b/>
+          <w:color w:val="061F32"/>
+          <w:sz w:val="32"/>
+        </w:rPr>
+        <w:t>9.7 AI 该待在哪 —— 四个层级</w:t>
+      </w:r>
+    </w:p>
+    <w:p>
+      <w:pPr>
+        <w:spacing w:after="120" w:line="288" w:lineRule="auto"/>
+      </w:pPr>
+      <w:r>
+        <w:rPr>
+          <w:rFonts w:ascii="Calibri" w:hAnsi="Calibri" w:eastAsia="微软雅黑"/>
+          <w:b w:val="0"/>
+          <w:sz w:val="21"/>
+        </w:rPr>
+        <w:t xml:space="preserve">把模拟 IC 设计中的 AI 用法分成四层。层的划分标准不是 AI </w:t>
+      </w:r>
+      <w:r>
+        <w:rPr>
+          <w:rFonts w:ascii="Calibri" w:hAnsi="Calibri" w:eastAsia="微软雅黑"/>
+          <w:b/>
+          <w:sz w:val="21"/>
+        </w:rPr>
+        <w:t>做什么</w:t>
+      </w:r>
+      <w:r>
+        <w:rPr>
+          <w:rFonts w:ascii="Calibri" w:hAnsi="Calibri" w:eastAsia="微软雅黑"/>
+          <w:b w:val="0"/>
+          <w:sz w:val="21"/>
+        </w:rPr>
+        <w:t>，</w:t>
+      </w:r>
+    </w:p>
+    <w:p>
+      <w:pPr>
+        <w:spacing w:after="120" w:line="288" w:lineRule="auto"/>
+      </w:pPr>
+      <w:r>
+        <w:rPr>
+          <w:rFonts w:ascii="Calibri" w:hAnsi="Calibri" w:eastAsia="微软雅黑"/>
+          <w:b w:val="0"/>
+          <w:sz w:val="21"/>
+        </w:rPr>
+        <w:t>而是</w:t>
+      </w:r>
+      <w:r>
+        <w:rPr>
+          <w:rFonts w:ascii="Calibri" w:hAnsi="Calibri" w:eastAsia="微软雅黑"/>
+          <w:b/>
+          <w:sz w:val="21"/>
+        </w:rPr>
+        <w:t>由什么来验证它</w:t>
+      </w:r>
+      <w:r>
+        <w:rPr>
+          <w:rFonts w:ascii="Calibri" w:hAnsi="Calibri" w:eastAsia="微软雅黑"/>
+          <w:b w:val="0"/>
+          <w:sz w:val="21"/>
+        </w:rPr>
+        <w:t>：</w:t>
+      </w:r>
+    </w:p>
+    <w:tbl>
+      <w:tblPr>
+        <w:tblStyle w:val="TableGrid"/>
+        <w:tblW w:type="auto" w:w="0"/>
+        <w:jc w:val="center"/>
+        <w:tblLook w:firstColumn="1" w:firstRow="1" w:lastColumn="0" w:lastRow="0" w:noHBand="0" w:noVBand="1" w:val="04A0"/>
+      </w:tblPr>
+      <w:tblGrid>
+        <w:gridCol w:w="2408"/>
+        <w:gridCol w:w="2408"/>
+        <w:gridCol w:w="2408"/>
+        <w:gridCol w:w="2408"/>
+      </w:tblGrid>
+      <w:tr>
+        <w:tc>
+          <w:tcPr>
+            <w:tcW w:type="dxa" w:w="2408"/>
+            <w:shd w:val="clear" w:fill="061F32"/>
+          </w:tcPr>
+          <w:p>
+            <w:pPr>
+              <w:spacing w:after="20"/>
+            </w:pPr>
+            <w:r/>
+            <w:r>
+              <w:rPr>
+                <w:rFonts w:ascii="Calibri" w:hAnsi="Calibri" w:eastAsia="微软雅黑"/>
+                <w:b/>
+                <w:color w:val="FFFFFF"/>
+                <w:sz w:val="19"/>
+              </w:rPr>
+              <w:t>层级</w:t>
+            </w:r>
+          </w:p>
+        </w:tc>
+        <w:tc>
+          <w:tcPr>
+            <w:tcW w:type="dxa" w:w="2408"/>
+            <w:shd w:val="clear" w:fill="061F32"/>
+          </w:tcPr>
+          <w:p>
+            <w:pPr>
+              <w:spacing w:after="20"/>
+            </w:pPr>
+            <w:r/>
+            <w:r>
+              <w:rPr>
+                <w:rFonts w:ascii="Calibri" w:hAnsi="Calibri" w:eastAsia="微软雅黑"/>
+                <w:b/>
+                <w:color w:val="FFFFFF"/>
+                <w:sz w:val="19"/>
+              </w:rPr>
+              <w:t>AI 做什么</w:t>
+            </w:r>
+          </w:p>
+        </w:tc>
+        <w:tc>
+          <w:tcPr>
+            <w:tcW w:type="dxa" w:w="2408"/>
+            <w:shd w:val="clear" w:fill="061F32"/>
+          </w:tcPr>
+          <w:p>
+            <w:pPr>
+              <w:spacing w:after="20"/>
+            </w:pPr>
+            <w:r/>
+            <w:r>
+              <w:rPr>
+                <w:rFonts w:ascii="Calibri" w:hAnsi="Calibri" w:eastAsia="微软雅黑"/>
+                <w:b/>
+                <w:color w:val="FFFFFF"/>
+                <w:sz w:val="19"/>
+              </w:rPr>
+              <w:t>由谁验证</w:t>
+            </w:r>
+          </w:p>
+        </w:tc>
+        <w:tc>
+          <w:tcPr>
+            <w:tcW w:type="dxa" w:w="2408"/>
+            <w:shd w:val="clear" w:fill="061F32"/>
+          </w:tcPr>
+          <w:p>
+            <w:pPr>
+              <w:spacing w:after="20"/>
+            </w:pPr>
+            <w:r/>
+            <w:r>
+              <w:rPr>
+                <w:rFonts w:ascii="Calibri" w:hAnsi="Calibri" w:eastAsia="微软雅黑"/>
+                <w:b/>
+                <w:color w:val="FFFFFF"/>
+                <w:sz w:val="19"/>
+              </w:rPr>
+              <w:t>2026 年现状</w:t>
+            </w:r>
+          </w:p>
+        </w:tc>
+      </w:tr>
+      <w:tr>
+        <w:tc>
+          <w:tcPr>
+            <w:tcW w:type="dxa" w:w="2408"/>
+          </w:tcPr>
+          <w:p>
+            <w:pPr>
+              <w:spacing w:after="20"/>
+            </w:pPr>
+            <w:r/>
+            <w:r>
+              <w:rPr>
+                <w:rFonts w:ascii="Calibri" w:hAnsi="Calibri" w:eastAsia="微软雅黑"/>
+                <w:b/>
+                <w:sz w:val="18"/>
+              </w:rPr>
+              <w:t>1 —— 工程助手</w:t>
+            </w:r>
+          </w:p>
+        </w:tc>
+        <w:tc>
+          <w:tcPr>
+            <w:tcW w:type="dxa" w:w="2408"/>
+          </w:tcPr>
+          <w:p>
+            <w:pPr>
+              <w:spacing w:after="20"/>
+            </w:pPr>
+            <w:r/>
+            <w:r>
+              <w:rPr>
+                <w:rFonts w:ascii="Calibri" w:hAnsi="Calibri" w:eastAsia="微软雅黑"/>
+                <w:b w:val="0"/>
+                <w:sz w:val="18"/>
+              </w:rPr>
+              <w:t>推导公式；写 Ocean/SKILL/Python 脚本；生成测试台；分析仿真日志；画 trade-off 图</w:t>
+            </w:r>
+          </w:p>
+        </w:tc>
+        <w:tc>
+          <w:tcPr>
+            <w:tcW w:type="dxa" w:w="2408"/>
+          </w:tcPr>
+          <w:p>
+            <w:pPr>
+              <w:spacing w:after="20"/>
+            </w:pPr>
+            <w:r/>
+            <w:r>
+              <w:rPr>
+                <w:rFonts w:ascii="Calibri" w:hAnsi="Calibri" w:eastAsia="微软雅黑"/>
+                <w:b w:val="0"/>
+                <w:sz w:val="18"/>
+              </w:rPr>
+              <w:t>工程师逐条读它产出的每一样东西</w:t>
+            </w:r>
+          </w:p>
+        </w:tc>
+        <w:tc>
+          <w:tcPr>
+            <w:tcW w:type="dxa" w:w="2408"/>
+          </w:tcPr>
+          <w:p>
+            <w:pPr>
+              <w:spacing w:after="20"/>
+            </w:pPr>
+            <w:r/>
+            <w:r>
+              <w:rPr>
+                <w:rFonts w:ascii="Calibri" w:hAnsi="Calibri" w:eastAsia="微软雅黑"/>
+                <w:b w:val="0"/>
+                <w:sz w:val="18"/>
+              </w:rPr>
+              <w:t>今天就非常好用</w:t>
+            </w:r>
+          </w:p>
+        </w:tc>
+      </w:tr>
+      <w:tr>
+        <w:tc>
+          <w:tcPr>
+            <w:tcW w:type="dxa" w:w="2408"/>
+          </w:tcPr>
+          <w:p>
+            <w:pPr>
+              <w:spacing w:after="20"/>
+            </w:pPr>
+            <w:r/>
+            <w:r>
+              <w:rPr>
+                <w:rFonts w:ascii="Calibri" w:hAnsi="Calibri" w:eastAsia="微软雅黑"/>
+                <w:b/>
+                <w:sz w:val="18"/>
+              </w:rPr>
+              <w:t>2 —— 设计空间优化器</w:t>
+            </w:r>
+          </w:p>
+        </w:tc>
+        <w:tc>
+          <w:tcPr>
+            <w:tcW w:type="dxa" w:w="2408"/>
+          </w:tcPr>
+          <w:p>
+            <w:pPr>
+              <w:spacing w:after="20"/>
+            </w:pPr>
+            <w:r/>
+            <w:r>
+              <w:rPr>
+                <w:rFonts w:ascii="Calibri" w:hAnsi="Calibri" w:eastAsia="微软雅黑"/>
+                <w:b w:val="0"/>
+                <w:sz w:val="18"/>
+              </w:rPr>
+              <w:t>在你设的约束内选 W、L、I_D、C、R</w:t>
+            </w:r>
+          </w:p>
+        </w:tc>
+        <w:tc>
+          <w:tcPr>
+            <w:tcW w:type="dxa" w:w="2408"/>
+          </w:tcPr>
+          <w:p>
+            <w:pPr>
+              <w:spacing w:after="20"/>
+            </w:pPr>
+            <w:r/>
+            <w:r>
+              <w:rPr>
+                <w:rFonts w:ascii="Calibri" w:hAnsi="Calibri" w:eastAsia="微软雅黑"/>
+                <w:b w:val="0"/>
+                <w:sz w:val="18"/>
+              </w:rPr>
+              <w:t>仿真器 —— 唯一的裁判</w:t>
+            </w:r>
+          </w:p>
+        </w:tc>
+        <w:tc>
+          <w:tcPr>
+            <w:tcW w:type="dxa" w:w="2408"/>
+          </w:tcPr>
+          <w:p>
+            <w:pPr>
+              <w:spacing w:after="20"/>
+            </w:pPr>
+            <w:r/>
+            <w:r>
+              <w:rPr>
+                <w:rFonts w:ascii="Calibri" w:hAnsi="Calibri" w:eastAsia="微软雅黑"/>
+                <w:b w:val="0"/>
+                <w:sz w:val="18"/>
+              </w:rPr>
+              <w:t>约束设得对就非常好用</w:t>
+            </w:r>
+          </w:p>
+        </w:tc>
+      </w:tr>
+      <w:tr>
+        <w:tc>
+          <w:tcPr>
+            <w:tcW w:type="dxa" w:w="2408"/>
+          </w:tcPr>
+          <w:p>
+            <w:pPr>
+              <w:spacing w:after="20"/>
+            </w:pPr>
+            <w:r/>
+            <w:r>
+              <w:rPr>
+                <w:rFonts w:ascii="Calibri" w:hAnsi="Calibri" w:eastAsia="微软雅黑"/>
+                <w:b/>
+                <w:sz w:val="18"/>
+              </w:rPr>
+              <w:t>3 —— 版图助手</w:t>
+            </w:r>
+          </w:p>
+        </w:tc>
+        <w:tc>
+          <w:tcPr>
+            <w:tcW w:type="dxa" w:w="2408"/>
+          </w:tcPr>
+          <w:p>
+            <w:pPr>
+              <w:spacing w:after="20"/>
+            </w:pPr>
+            <w:r/>
+            <w:r>
+              <w:rPr>
+                <w:rFonts w:ascii="Calibri" w:hAnsi="Calibri" w:eastAsia="微软雅黑"/>
+                <w:b w:val="0"/>
+                <w:sz w:val="18"/>
+              </w:rPr>
+              <w:t>布局、布线、约束捕获、寄生优化</w:t>
+            </w:r>
+          </w:p>
+        </w:tc>
+        <w:tc>
+          <w:tcPr>
+            <w:tcW w:type="dxa" w:w="2408"/>
+          </w:tcPr>
+          <w:p>
+            <w:pPr>
+              <w:spacing w:after="20"/>
+            </w:pPr>
+            <w:r/>
+            <w:r>
+              <w:rPr>
+                <w:rFonts w:ascii="Calibri" w:hAnsi="Calibri" w:eastAsia="微软雅黑"/>
+                <w:b w:val="0"/>
+                <w:sz w:val="18"/>
+              </w:rPr>
+              <w:t>DRC/LVS 门 + 版图感知检查</w:t>
+            </w:r>
+          </w:p>
+        </w:tc>
+        <w:tc>
+          <w:tcPr>
+            <w:tcW w:type="dxa" w:w="2408"/>
+          </w:tcPr>
+          <w:p>
+            <w:pPr>
+              <w:spacing w:after="20"/>
+            </w:pPr>
+            <w:r/>
+            <w:r>
+              <w:rPr>
+                <w:rFonts w:ascii="Calibri" w:hAnsi="Calibri" w:eastAsia="微软雅黑"/>
+                <w:b w:val="0"/>
+                <w:sz w:val="18"/>
+              </w:rPr>
+              <w:t>进展很快：Synopsys 公开描述了一条 AI 辅助模拟版图综合流程，能捕获设计意图与约束、产出 DRC 干净的版图并做版图感知优化；2026 年报告了客户部署进展与版图迭代次数的大幅下降</w:t>
+            </w:r>
+          </w:p>
+        </w:tc>
+      </w:tr>
+      <w:tr>
+        <w:tc>
+          <w:tcPr>
+            <w:tcW w:type="dxa" w:w="2408"/>
+          </w:tcPr>
+          <w:p>
+            <w:pPr>
+              <w:spacing w:after="20"/>
+            </w:pPr>
+            <w:r/>
+            <w:r>
+              <w:rPr>
+                <w:rFonts w:ascii="Calibri" w:hAnsi="Calibri" w:eastAsia="微软雅黑"/>
+                <w:b/>
+                <w:sz w:val="18"/>
+              </w:rPr>
+              <w:t>4 —— 自主工程智能体</w:t>
+            </w:r>
+          </w:p>
+        </w:tc>
+        <w:tc>
+          <w:tcPr>
+            <w:tcW w:type="dxa" w:w="2408"/>
+          </w:tcPr>
+          <w:p>
+            <w:pPr>
+              <w:spacing w:after="20"/>
+            </w:pPr>
+            <w:r/>
+            <w:r>
+              <w:rPr>
+                <w:rFonts w:ascii="Calibri" w:hAnsi="Calibri" w:eastAsia="微软雅黑"/>
+                <w:b w:val="0"/>
+                <w:sz w:val="18"/>
+              </w:rPr>
+              <w:t>端到端编排 EDA 任务</w:t>
+            </w:r>
+          </w:p>
+        </w:tc>
+        <w:tc>
+          <w:tcPr>
+            <w:tcW w:type="dxa" w:w="2408"/>
+          </w:tcPr>
+          <w:p>
+            <w:pPr>
+              <w:spacing w:after="20"/>
+            </w:pPr>
+            <w:r/>
+            <w:r>
+              <w:rPr>
+                <w:rFonts w:ascii="Calibri" w:hAnsi="Calibri" w:eastAsia="微软雅黑"/>
+                <w:b w:val="0"/>
+                <w:sz w:val="18"/>
+              </w:rPr>
+              <w:t>基于物理的 EDA 引擎，持续不断地验证</w:t>
+            </w:r>
+          </w:p>
+        </w:tc>
+        <w:tc>
+          <w:tcPr>
+            <w:tcW w:type="dxa" w:w="2408"/>
+          </w:tcPr>
+          <w:p>
+            <w:pPr>
+              <w:spacing w:after="20"/>
+            </w:pPr>
+            <w:r/>
+            <w:r>
+              <w:rPr>
+                <w:rFonts w:ascii="Calibri" w:hAnsi="Calibri" w:eastAsia="微软雅黑"/>
+                <w:b w:val="0"/>
+                <w:sz w:val="18"/>
+              </w:rPr>
+              <w:t>正在涌现：厂商开始集成能编排 EDA 任务的 agentic 系统，但其结论要持续对照基于物理的 EDA 引擎 —— Siemens 明确描述的是这种"自验证"智能体模型，而不是让 LLM 单独裁定正确性</w:t>
+            </w:r>
+          </w:p>
+        </w:tc>
+      </w:tr>
+    </w:tbl>
+    <w:p>
+      <w:pPr>
+        <w:spacing w:after="80"/>
+      </w:pPr>
+    </w:p>
+    <w:p>
+      <w:pPr>
+        <w:spacing w:after="120" w:line="288" w:lineRule="auto"/>
+      </w:pPr>
+      <w:r>
+        <w:rPr>
+          <w:rFonts w:ascii="Calibri" w:hAnsi="Calibri" w:eastAsia="微软雅黑"/>
+          <w:b w:val="0"/>
+          <w:sz w:val="21"/>
+        </w:rPr>
+        <w:t>这个区分至关重要，而且它就是本教程的全部要点：</w:t>
+      </w:r>
+    </w:p>
+    <w:tbl>
+      <w:tblPr>
+        <w:tblW w:type="auto" w:w="0"/>
+        <w:tblLook w:firstColumn="1" w:firstRow="1" w:lastColumn="0" w:lastRow="0" w:noHBand="0" w:noVBand="1" w:val="04A0"/>
+      </w:tblPr>
+      <w:tblGrid>
+        <w:gridCol w:w="9632"/>
+      </w:tblGrid>
+      <w:tr>
+        <w:tc>
+          <w:tcPr>
+            <w:tcW w:type="dxa" w:w="9632"/>
+            <w:shd w:val="clear" w:fill="EAF4F9"/>
+          </w:tcPr>
+          <w:p>
+            <w:pPr>
+              <w:spacing w:after="40"/>
+            </w:pPr>
+            <w:r/>
+            <w:r>
+              <w:rPr>
+                <w:rFonts w:ascii="Calibri" w:hAnsi="Calibri" w:eastAsia="微软雅黑"/>
+                <w:b/>
+                <w:color w:val="061F32"/>
+                <w:sz w:val="20"/>
+              </w:rPr>
+              <w:t>第 4 层就是本教程用开源工具构建的东西 —— 只是换了个名字。</w:t>
+            </w:r>
+          </w:p>
+          <w:p>
+            <w:pPr>
+              <w:spacing w:after="40"/>
+            </w:pPr>
+            <w:r>
+              <w:rPr>
+                <w:rFonts w:ascii="Calibri" w:hAnsi="Calibri" w:eastAsia="微软雅黑"/>
+                <w:b w:val="0"/>
+                <w:color w:val="061F32"/>
+                <w:sz w:val="20"/>
+              </w:rPr>
+              <w:t>双钥匙权限契约（图 0-1）是同一个思想：</w:t>
+            </w:r>
+            <w:r>
+              <w:rPr>
+                <w:rFonts w:ascii="Calibri" w:hAnsi="Calibri" w:eastAsia="微软雅黑"/>
+                <w:b/>
+                <w:color w:val="061F32"/>
+                <w:sz w:val="20"/>
+              </w:rPr>
+              <w:t>LLM 永远不裁定正确性，物理引擎裁定。</w:t>
+            </w:r>
+          </w:p>
+          <w:p>
+            <w:pPr>
+              <w:spacing w:after="40"/>
+            </w:pPr>
+            <w:r>
+              <w:rPr>
+                <w:rFonts w:ascii="Calibri" w:hAnsi="Calibri" w:eastAsia="微软雅黑"/>
+                <w:b w:val="0"/>
+                <w:color w:val="061F32"/>
+                <w:sz w:val="20"/>
+              </w:rPr>
+              <w:t>如果有厂商承诺自主模拟设计却不点名验证它的引擎，你现在知道该问哪个问题了。</w:t>
+            </w:r>
+          </w:p>
+        </w:tc>
+      </w:tr>
+    </w:tbl>
+    <w:p>
+      <w:pPr>
+        <w:spacing w:after="80"/>
+      </w:pPr>
     </w:p>
     <w:p>
       <w:pPr>
